--- a/Base of SE/BSE-1/SRS Линейский.docx
+++ b/Base of SE/BSE-1/SRS Линейский.docx
@@ -3673,7 +3673,7 @@
                   <w:rPr>
                     <w:webHidden/>
                   </w:rPr>
-                  <w:t>17</w:t>
+                  <w:t>18</w:t>
                 </w:r>
                 <w:r>
                   <w:rPr>
@@ -3767,7 +3767,7 @@
                     <w:noProof/>
                     <w:webHidden/>
                   </w:rPr>
-                  <w:t>17</w:t>
+                  <w:t>18</w:t>
                 </w:r>
                 <w:r>
                   <w:rPr>
@@ -3862,7 +3862,7 @@
                     <w:noProof/>
                     <w:webHidden/>
                   </w:rPr>
-                  <w:t>17</w:t>
+                  <w:t>18</w:t>
                 </w:r>
                 <w:r>
                   <w:rPr>
@@ -4049,7 +4049,7 @@
                     <w:noProof/>
                     <w:webHidden/>
                   </w:rPr>
-                  <w:t>18</w:t>
+                  <w:t>19</w:t>
                 </w:r>
                 <w:r>
                   <w:rPr>
@@ -4113,7 +4113,7 @@
                   <w:rPr>
                     <w:webHidden/>
                   </w:rPr>
-                  <w:t>19</w:t>
+                  <w:t>20</w:t>
                 </w:r>
                 <w:r>
                   <w:rPr>
@@ -4833,12 +4833,25 @@
       <w:bookmarkEnd w:id="56"/>
       <w:r>
         <w:lastRenderedPageBreak/>
-        <w:t>Система должна предоставлять возможность применять фильтр, чтобы переключать показ новостей фанфиков по категориям Гет, Слеш, Джен, Фемслеш</w:t>
+        <w:t xml:space="preserve">Система должна предоставлять возможность применять фильтр, чтобы переключать показ новостей фанфиков по категориям </w:t>
+      </w:r>
+      <w:proofErr w:type="spellStart"/>
+      <w:r>
+        <w:t>Гет</w:t>
+      </w:r>
+      <w:proofErr w:type="spellEnd"/>
+      <w:r>
+        <w:t xml:space="preserve">, Слеш, Джен, </w:t>
+      </w:r>
+      <w:proofErr w:type="spellStart"/>
+      <w:r>
+        <w:t>Фемслеш</w:t>
       </w:r>
       <w:bookmarkStart w:id="62" w:name="_Toc223475080"/>
       <w:bookmarkStart w:id="63" w:name="_Toc223482805"/>
       <w:bookmarkEnd w:id="57"/>
       <w:bookmarkEnd w:id="58"/>
+      <w:proofErr w:type="spellEnd"/>
       <w:r>
         <w:t xml:space="preserve">, а также </w:t>
       </w:r>
@@ -4948,13 +4961,26 @@
         <w:t xml:space="preserve"> и перехода на страницу элемента группы</w:t>
       </w:r>
       <w:r>
-        <w:t>: фанарт</w:t>
-      </w:r>
+        <w:t xml:space="preserve">: </w:t>
+      </w:r>
+      <w:proofErr w:type="spellStart"/>
+      <w:r>
+        <w:t>фанарт</w:t>
+      </w:r>
+      <w:proofErr w:type="spellEnd"/>
       <w:r>
         <w:t xml:space="preserve"> (</w:t>
       </w:r>
       <w:r>
-        <w:t>изображение фанарта)</w:t>
+        <w:t xml:space="preserve">изображение </w:t>
+      </w:r>
+      <w:proofErr w:type="spellStart"/>
+      <w:r>
+        <w:t>фанарта</w:t>
+      </w:r>
+      <w:proofErr w:type="spellEnd"/>
+      <w:r>
+        <w:t>)</w:t>
       </w:r>
       <w:r>
         <w:t>, полезные ссылки</w:t>
@@ -5002,10 +5028,23 @@
         <w:t>сегодня</w:t>
       </w:r>
       <w:r>
-        <w:t xml:space="preserve"> в фандоме</w:t>
-      </w:r>
-      <w:r>
-        <w:t xml:space="preserve"> (количество новых фанфиков, артов, подписчиков, просмотров, комментариев, рекомендаций в фандоме за сегодня)</w:t>
+        <w:t xml:space="preserve"> в </w:t>
+      </w:r>
+      <w:proofErr w:type="spellStart"/>
+      <w:r>
+        <w:t>фандоме</w:t>
+      </w:r>
+      <w:proofErr w:type="spellEnd"/>
+      <w:r>
+        <w:t xml:space="preserve"> (количество новых фанфиков, артов, подписчиков, просмотров, комментариев, рекомендаций в </w:t>
+      </w:r>
+      <w:proofErr w:type="spellStart"/>
+      <w:r>
+        <w:t>фандоме</w:t>
+      </w:r>
+      <w:proofErr w:type="spellEnd"/>
+      <w:r>
+        <w:t xml:space="preserve"> за сегодня)</w:t>
       </w:r>
       <w:r>
         <w:t>, контакты</w:t>
@@ -5074,7 +5113,15 @@
         <w:t>.</w:t>
       </w:r>
       <w:r>
-        <w:t xml:space="preserve"> Система должна предоставлять возможность применения к поиску фильтров по персонажам, пейригу персонажей, размеру, рейтингу, статусу, жанру, дате. Система должна предоставлять возможность применения к поиску фильтров по исключению из результатов: произведений, опубликованных без проверки на грамотность, фанфиков с метками </w:t>
+        <w:t xml:space="preserve"> Система должна предоставлять возможность применения к поиску фильтров по персонажам, </w:t>
+      </w:r>
+      <w:proofErr w:type="spellStart"/>
+      <w:r>
+        <w:t>пейригу</w:t>
+      </w:r>
+      <w:proofErr w:type="spellEnd"/>
+      <w:r>
+        <w:t xml:space="preserve"> персонажей, размеру, рейтингу, статусу, жанру, дате. Система должна предоставлять возможность применения к поиску фильтров по исключению из результатов: произведений, опубликованных без проверки на грамотность, фанфиков с метками </w:t>
       </w:r>
       <w:r>
         <w:t>статуса (Приложение</w:t>
@@ -5122,7 +5169,15 @@
         <w:t xml:space="preserve"> фанфиков, содержащих: </w:t>
       </w:r>
       <w:r>
-        <w:t>обложку, заголовок – ссылку на фанфик, статистику просмотра, дату публикации, описание, кнопку добавления в избранное имя автора, фандом, список персонажей, рейтинг, жанры, размер, статус, предупреждение, события</w:t>
+        <w:t xml:space="preserve">обложку, заголовок – ссылку на фанфик, статистику просмотра, дату публикации, описание, кнопку добавления в избранное имя автора, </w:t>
+      </w:r>
+      <w:proofErr w:type="spellStart"/>
+      <w:r>
+        <w:t>фандом</w:t>
+      </w:r>
+      <w:proofErr w:type="spellEnd"/>
+      <w:r>
+        <w:t>, список персонажей, рейтинг, жанры, размер, статус, предупреждение, события</w:t>
       </w:r>
       <w:r>
         <w:t>.</w:t>
@@ -5156,11 +5211,13 @@
         </w:rPr>
       </w:pPr>
       <w:bookmarkStart w:id="85" w:name="_Toc224493511"/>
+      <w:proofErr w:type="spellStart"/>
       <w:r>
         <w:lastRenderedPageBreak/>
         <w:t>Рекомендации</w:t>
       </w:r>
       <w:bookmarkEnd w:id="85"/>
+      <w:proofErr w:type="spellEnd"/>
     </w:p>
     <w:p>
       <w:pPr>
@@ -5252,8 +5309,13 @@
       <w:bookmarkStart w:id="93" w:name="_Toc224486684"/>
       <w:bookmarkStart w:id="94" w:name="_Toc224493514"/>
       <w:r>
-        <w:t>Система должна предоставлять возможность добавить рекомендацию в избранное, открыть на отдельной странице, показать кто мимимикал</w:t>
-      </w:r>
+        <w:t xml:space="preserve">Система должна предоставлять возможность добавить рекомендацию в избранное, открыть на отдельной странице, показать кто </w:t>
+      </w:r>
+      <w:proofErr w:type="spellStart"/>
+      <w:r>
+        <w:t>мимимикал</w:t>
+      </w:r>
+      <w:proofErr w:type="spellEnd"/>
       <w:r>
         <w:t xml:space="preserve"> рекомендацию</w:t>
       </w:r>
@@ -5285,11 +5347,13 @@
         </w:rPr>
       </w:pPr>
       <w:bookmarkStart w:id="95" w:name="_Toc224493515"/>
+      <w:proofErr w:type="spellStart"/>
       <w:r>
         <w:t>Заявки</w:t>
       </w:r>
       <w:bookmarkStart w:id="96" w:name="_Toc223475097"/>
       <w:bookmarkEnd w:id="95"/>
+      <w:proofErr w:type="spellEnd"/>
     </w:p>
     <w:p>
       <w:pPr>
@@ -5315,7 +5379,35 @@
         <w:rPr>
           <w:szCs w:val="24"/>
         </w:rPr>
-        <w:t>Система должна предоставлять возможность применения к поиску фильтров по фандомам, персонажам, пейрингам, рейтингу, жанрам, предупреждениям, событиям, факту написания фанфиков по заявке и отсутствия данных критериев в заявке</w:t>
+        <w:t xml:space="preserve">Система должна предоставлять возможность применения к поиску фильтров по </w:t>
+      </w:r>
+      <w:proofErr w:type="spellStart"/>
+      <w:r>
+        <w:rPr>
+          <w:szCs w:val="24"/>
+        </w:rPr>
+        <w:t>фандомам</w:t>
+      </w:r>
+      <w:proofErr w:type="spellEnd"/>
+      <w:r>
+        <w:rPr>
+          <w:szCs w:val="24"/>
+        </w:rPr>
+        <w:t xml:space="preserve">, персонажам, </w:t>
+      </w:r>
+      <w:proofErr w:type="spellStart"/>
+      <w:r>
+        <w:rPr>
+          <w:szCs w:val="24"/>
+        </w:rPr>
+        <w:t>пейрингам</w:t>
+      </w:r>
+      <w:proofErr w:type="spellEnd"/>
+      <w:r>
+        <w:rPr>
+          <w:szCs w:val="24"/>
+        </w:rPr>
+        <w:t>, рейтингу, жанрам, предупреждениям, событиям, факту написания фанфиков по заявке и отсутствия данных критериев в заявке</w:t>
       </w:r>
       <w:bookmarkEnd w:id="97"/>
       <w:bookmarkEnd w:id="98"/>
@@ -5357,7 +5449,21 @@
         <w:rPr>
           <w:szCs w:val="24"/>
         </w:rPr>
-        <w:t>– ссылок на заявку, содержащих: название, статистику просмотров, описание, фандом, список персонажей, рейтинг, жанры, события</w:t>
+        <w:t xml:space="preserve">– ссылок на заявку, содержащих: название, статистику просмотров, описание, </w:t>
+      </w:r>
+      <w:proofErr w:type="spellStart"/>
+      <w:r>
+        <w:rPr>
+          <w:szCs w:val="24"/>
+        </w:rPr>
+        <w:t>фандом</w:t>
+      </w:r>
+      <w:proofErr w:type="spellEnd"/>
+      <w:r>
+        <w:rPr>
+          <w:szCs w:val="24"/>
+        </w:rPr>
+        <w:t>, список персонажей, рейтинг, жанры, события</w:t>
       </w:r>
       <w:bookmarkEnd w:id="101"/>
       <w:bookmarkEnd w:id="102"/>
@@ -5400,10 +5506,12 @@
         </w:rPr>
       </w:pPr>
       <w:bookmarkStart w:id="109" w:name="_Toc224493519"/>
+      <w:proofErr w:type="spellStart"/>
       <w:r>
         <w:t>Коллекции</w:t>
       </w:r>
       <w:bookmarkEnd w:id="109"/>
+      <w:proofErr w:type="spellEnd"/>
     </w:p>
     <w:p>
       <w:pPr>
@@ -5468,7 +5576,15 @@
         <w:t>ит</w:t>
       </w:r>
       <w:r>
-        <w:t>: название, фандом, описание, количество фанфиков, количество произведений с других сайтов, количество читателей, имя автора</w:t>
+        <w:t xml:space="preserve">: название, </w:t>
+      </w:r>
+      <w:proofErr w:type="spellStart"/>
+      <w:r>
+        <w:t>фандом</w:t>
+      </w:r>
+      <w:proofErr w:type="spellEnd"/>
+      <w:r>
+        <w:t>, описание, количество фанфиков, количество произведений с других сайтов, количество читателей, имя автора</w:t>
       </w:r>
       <w:r>
         <w:t>,</w:t>
@@ -5506,11 +5622,13 @@
         </w:rPr>
       </w:pPr>
       <w:bookmarkStart w:id="119" w:name="_Toc224493523"/>
+      <w:proofErr w:type="spellStart"/>
       <w:r>
         <w:lastRenderedPageBreak/>
         <w:t>Рейтинги</w:t>
       </w:r>
       <w:bookmarkEnd w:id="119"/>
+      <w:proofErr w:type="spellEnd"/>
     </w:p>
     <w:p>
       <w:pPr>
@@ -5654,7 +5772,39 @@
       <w:bookmarkEnd w:id="135"/>
       <w:bookmarkEnd w:id="136"/>
       <w:r>
-        <w:t>применения флаговых фильтров результатов: скрыть нейроарты, гет, слеш, джен, фемслеш, рисунок, цифровой рисунок, коллаж, скетч, компьютерная графика, косплей, рукоделие, куклы, нейросеть</w:t>
+        <w:t xml:space="preserve">применения флаговых фильтров результатов: скрыть </w:t>
+      </w:r>
+      <w:proofErr w:type="spellStart"/>
+      <w:r>
+        <w:t>нейроарты</w:t>
+      </w:r>
+      <w:proofErr w:type="spellEnd"/>
+      <w:r>
+        <w:t xml:space="preserve">, </w:t>
+      </w:r>
+      <w:proofErr w:type="spellStart"/>
+      <w:r>
+        <w:t>гет</w:t>
+      </w:r>
+      <w:proofErr w:type="spellEnd"/>
+      <w:r>
+        <w:t xml:space="preserve">, слеш, </w:t>
+      </w:r>
+      <w:proofErr w:type="spellStart"/>
+      <w:r>
+        <w:t>джен</w:t>
+      </w:r>
+      <w:proofErr w:type="spellEnd"/>
+      <w:r>
+        <w:t xml:space="preserve">, </w:t>
+      </w:r>
+      <w:proofErr w:type="spellStart"/>
+      <w:r>
+        <w:t>фемслеш</w:t>
+      </w:r>
+      <w:proofErr w:type="spellEnd"/>
+      <w:r>
+        <w:t>, рисунок, цифровой рисунок, коллаж, скетч, компьютерная графика, косплей, рукоделие, куклы, нейросеть</w:t>
       </w:r>
       <w:bookmarkEnd w:id="137"/>
       <w:bookmarkEnd w:id="138"/>
@@ -5679,10 +5829,26 @@
         <w:t>ит</w:t>
       </w:r>
       <w:r>
-        <w:t xml:space="preserve"> изображение фанарта, название, статистику просмотра, дату публикации, фанфик к которому написан, имя пользователя иллюстратора</w:t>
-      </w:r>
-      <w:r>
-        <w:t>, фандом, список персонажей, описание, количество лайков</w:t>
+        <w:t xml:space="preserve"> изображение </w:t>
+      </w:r>
+      <w:proofErr w:type="spellStart"/>
+      <w:r>
+        <w:t>фанарта</w:t>
+      </w:r>
+      <w:proofErr w:type="spellEnd"/>
+      <w:r>
+        <w:t>, название, статистику просмотра, дату публикации, фанфик к которому написан, имя пользователя иллюстратора</w:t>
+      </w:r>
+      <w:r>
+        <w:t xml:space="preserve">, </w:t>
+      </w:r>
+      <w:proofErr w:type="spellStart"/>
+      <w:r>
+        <w:t>фандом</w:t>
+      </w:r>
+      <w:proofErr w:type="spellEnd"/>
+      <w:r>
+        <w:t>, список персонажей, описание, количество лайков</w:t>
       </w:r>
       <w:bookmarkEnd w:id="140"/>
       <w:bookmarkEnd w:id="141"/>
@@ -5727,7 +5893,15 @@
       <w:bookmarkEnd w:id="146"/>
       <w:bookmarkEnd w:id="147"/>
       <w:r>
-        <w:t>. Элемент списка сообщений блога содержит: аватар и имя автора, дата публикации, хетштеги, текст сообщения, количество ми-ми-ми. Предоставляется возможность просмотра комментариев к сообщению.</w:t>
+        <w:t xml:space="preserve">. Элемент списка сообщений блога содержит: аватар и имя автора, дата публикации, </w:t>
+      </w:r>
+      <w:proofErr w:type="spellStart"/>
+      <w:r>
+        <w:t>хетштеги</w:t>
+      </w:r>
+      <w:proofErr w:type="spellEnd"/>
+      <w:r>
+        <w:t>, текст сообщения, количество ми-ми-ми. Предоставляется возможность просмотра комментариев к сообщению.</w:t>
       </w:r>
       <w:bookmarkEnd w:id="148"/>
       <w:bookmarkEnd w:id="149"/>
@@ -6113,7 +6287,15 @@
       <w:bookmarkStart w:id="199" w:name="_Toc223482710"/>
       <w:bookmarkStart w:id="200" w:name="_Toc223482848"/>
       <w:r>
-        <w:t>Система должна отображать сайт с полностью работающим функционалом и без нарушения дизайна в современных популярных браузерах: Chrome 79+, Safari 11+, Mozilla 70+, Яндекс Браузер 21+</w:t>
+        <w:t xml:space="preserve">Система должна отображать сайт с полностью работающим функционалом и без нарушения дизайна в современных популярных браузерах: </w:t>
+      </w:r>
+      <w:proofErr w:type="spellStart"/>
+      <w:r>
+        <w:t>Chrome</w:t>
+      </w:r>
+      <w:proofErr w:type="spellEnd"/>
+      <w:r>
+        <w:t xml:space="preserve"> 79+, Safari 11+, Mozilla 70+, Яндекс Браузер 21+</w:t>
       </w:r>
       <w:bookmarkEnd w:id="197"/>
     </w:p>
@@ -6258,7 +6440,15 @@
         <w:t xml:space="preserve"> Система должна иметь адаптивный дизайн, который позволяет корректно отображаться на различных устройствах и экранах, включая мобильные устройства</w:t>
       </w:r>
       <w:r>
-        <w:t xml:space="preserve"> без горизонтального скролла при чтении</w:t>
+        <w:t xml:space="preserve"> без горизонтального </w:t>
+      </w:r>
+      <w:proofErr w:type="spellStart"/>
+      <w:r>
+        <w:t>скролла</w:t>
+      </w:r>
+      <w:proofErr w:type="spellEnd"/>
+      <w:r>
+        <w:t xml:space="preserve"> при чтении</w:t>
       </w:r>
       <w:r>
         <w:t xml:space="preserve">. Поддержка всех разрешений экрана пользователя </w:t>
@@ -6269,21 +6459,25 @@
       <w:r>
         <w:t>от 320</w:t>
       </w:r>
+      <w:proofErr w:type="spellStart"/>
       <w:r>
         <w:rPr>
           <w:lang w:val="en-US"/>
         </w:rPr>
         <w:t>px</w:t>
       </w:r>
+      <w:proofErr w:type="spellEnd"/>
       <w:r>
         <w:t xml:space="preserve"> до 2560</w:t>
       </w:r>
+      <w:proofErr w:type="spellStart"/>
       <w:r>
         <w:rPr>
           <w:lang w:val="en-US"/>
         </w:rPr>
         <w:t>px</w:t>
       </w:r>
+      <w:proofErr w:type="spellEnd"/>
       <w:r>
         <w:t>.</w:t>
       </w:r>
@@ -7201,6 +7395,7 @@
       <w:r>
         <w:t xml:space="preserve"> должен быть задокументирован в соответствии со стандартом </w:t>
       </w:r>
+      <w:proofErr w:type="spellStart"/>
       <w:r>
         <w:rPr>
           <w:lang w:val="en-US"/>
@@ -7209,6 +7404,7 @@
       </w:r>
       <w:bookmarkEnd w:id="254"/>
       <w:bookmarkEnd w:id="255"/>
+      <w:proofErr w:type="spellEnd"/>
       <w:r>
         <w:t>.</w:t>
       </w:r>
@@ -7588,51 +7784,61 @@
               </w:rPr>
               <w:t>(</w:t>
             </w:r>
+            <w:proofErr w:type="spellStart"/>
             <w:r>
               <w:rPr>
                 <w:b/>
                 <w:bCs/>
                 <w:lang w:val="en-US"/>
               </w:rPr>
-              <w:t>MoSCoW)</w:t>
-            </w:r>
-          </w:p>
-        </w:tc>
-        <w:tc>
-          <w:tcPr>
-            <w:tcW w:w="2693" w:type="dxa"/>
-          </w:tcPr>
-          <w:p>
-            <w:pPr>
-              <w:pStyle w:val="Normalunindented"/>
-              <w:jc w:val="center"/>
+              <w:t>MoSCoW</w:t>
+            </w:r>
+            <w:proofErr w:type="spellEnd"/>
+            <w:r>
               <w:rPr>
                 <w:b/>
                 <w:bCs/>
-              </w:rPr>
-            </w:pPr>
-            <w:r>
+                <w:lang w:val="en-US"/>
+              </w:rPr>
+              <w:t>)</w:t>
+            </w:r>
+          </w:p>
+        </w:tc>
+        <w:tc>
+          <w:tcPr>
+            <w:tcW w:w="2693" w:type="dxa"/>
+          </w:tcPr>
+          <w:p>
+            <w:pPr>
+              <w:pStyle w:val="Normalunindented"/>
+              <w:jc w:val="center"/>
               <w:rPr>
                 <w:b/>
                 <w:bCs/>
               </w:rPr>
-              <w:t>Трудозатраты</w:t>
-            </w:r>
-          </w:p>
-          <w:p>
-            <w:pPr>
-              <w:pStyle w:val="Normalunindented"/>
-              <w:jc w:val="center"/>
+            </w:pPr>
+            <w:r>
               <w:rPr>
                 <w:b/>
                 <w:bCs/>
               </w:rPr>
-            </w:pPr>
-            <w:r>
+              <w:t>Трудозатраты</w:t>
+            </w:r>
+          </w:p>
+          <w:p>
+            <w:pPr>
+              <w:pStyle w:val="Normalunindented"/>
+              <w:jc w:val="center"/>
               <w:rPr>
                 <w:b/>
                 <w:bCs/>
               </w:rPr>
+            </w:pPr>
+            <w:r>
+              <w:rPr>
+                <w:b/>
+                <w:bCs/>
+              </w:rPr>
               <w:t>(попугаи)</w:t>
             </w:r>
           </w:p>
@@ -8933,6 +9139,7 @@
             <w:pPr>
               <w:pStyle w:val="Normalunindented"/>
               <w:tabs>
+                <w:tab w:val="left" w:pos="1165"/>
                 <w:tab w:val="center" w:pos="1380"/>
                 <w:tab w:val="right" w:pos="2761"/>
               </w:tabs>
@@ -8946,6 +9153,17 @@
                 <w:lang w:val="en-US"/>
               </w:rPr>
               <w:tab/>
+            </w:r>
+            <w:r>
+              <w:rPr>
+                <w:lang w:val="en-US"/>
+              </w:rPr>
+              <w:tab/>
+            </w:r>
+            <w:r>
+              <w:rPr>
+                <w:lang w:val="en-US"/>
+              </w:rPr>
               <w:t>S</w:t>
             </w:r>
             <w:r>
@@ -10252,7 +10470,25 @@
                 <w:bCs/>
                 <w:lang w:val="en-US"/>
               </w:rPr>
-              <w:t>(MoSCoW)</w:t>
+              <w:t>(</w:t>
+            </w:r>
+            <w:proofErr w:type="spellStart"/>
+            <w:r>
+              <w:rPr>
+                <w:b/>
+                <w:bCs/>
+                <w:lang w:val="en-US"/>
+              </w:rPr>
+              <w:t>MoSCoW</w:t>
+            </w:r>
+            <w:proofErr w:type="spellEnd"/>
+            <w:r>
+              <w:rPr>
+                <w:b/>
+                <w:bCs/>
+                <w:lang w:val="en-US"/>
+              </w:rPr>
+              <w:t>)</w:t>
             </w:r>
           </w:p>
         </w:tc>
@@ -11878,6 +12114,7 @@
               </w:rPr>
               <w:t xml:space="preserve">Реализация требований напрямую влияет на выполнение задания </w:t>
             </w:r>
+            <w:proofErr w:type="spellStart"/>
             <w:proofErr w:type="gramStart"/>
             <w:r>
               <w:rPr>
@@ -11885,6 +12122,7 @@
               </w:rPr>
               <w:t>заказчика.Неполнота</w:t>
             </w:r>
+            <w:proofErr w:type="spellEnd"/>
             <w:proofErr w:type="gramEnd"/>
             <w:r>
               <w:rPr>
@@ -12094,12 +12332,26 @@
               <w:rPr>
                 <w:sz w:val="20"/>
               </w:rPr>
-              <w:t xml:space="preserve">1. Использование траспиляции </w:t>
-            </w:r>
+              <w:t xml:space="preserve">1. Использование </w:t>
+            </w:r>
+            <w:proofErr w:type="spellStart"/>
             <w:r>
               <w:rPr>
                 <w:sz w:val="20"/>
               </w:rPr>
+              <w:t>траспиляции</w:t>
+            </w:r>
+            <w:proofErr w:type="spellEnd"/>
+            <w:r>
+              <w:rPr>
+                <w:sz w:val="20"/>
+              </w:rPr>
+              <w:t xml:space="preserve"> </w:t>
+            </w:r>
+            <w:r>
+              <w:rPr>
+                <w:sz w:val="20"/>
+              </w:rPr>
               <w:t xml:space="preserve">современного защищенного кода в </w:t>
             </w:r>
             <w:r>
@@ -12119,8 +12371,16 @@
               <w:rPr>
                 <w:sz w:val="20"/>
               </w:rPr>
-              <w:t>и полифилов</w:t>
-            </w:r>
+              <w:t xml:space="preserve">и </w:t>
+            </w:r>
+            <w:proofErr w:type="spellStart"/>
+            <w:r>
+              <w:rPr>
+                <w:sz w:val="20"/>
+              </w:rPr>
+              <w:t>полифилов</w:t>
+            </w:r>
+            <w:proofErr w:type="spellEnd"/>
             <w:r>
               <w:rPr>
                 <w:sz w:val="20"/>
@@ -12370,7 +12630,7 @@
               <w:rPr>
                 <w:sz w:val="20"/>
               </w:rPr>
-              <w:t>2</w:t>
+              <w:t>1</w:t>
             </w:r>
           </w:p>
         </w:tc>
@@ -12391,7 +12651,7 @@
               <w:rPr>
                 <w:sz w:val="20"/>
               </w:rPr>
-              <w:t>4</w:t>
+              <w:t>1</w:t>
             </w:r>
           </w:p>
         </w:tc>
@@ -12787,7 +13047,15 @@
         </w:numPr>
       </w:pPr>
       <w:r>
-        <w:t>Пользователь выбирает необходимые фильтры: персонажи, пейринг, рейтинг, размер, статус, жанр</w:t>
+        <w:t xml:space="preserve">Пользователь выбирает необходимые фильтры: персонажи, </w:t>
+      </w:r>
+      <w:proofErr w:type="spellStart"/>
+      <w:r>
+        <w:t>пейринг</w:t>
+      </w:r>
+      <w:proofErr w:type="spellEnd"/>
+      <w:r>
+        <w:t>, рейтинг, размер, статус, жанр</w:t>
       </w:r>
       <w:r>
         <w:t xml:space="preserve"> (ФТ 1.5.1)</w:t>
@@ -13234,7 +13502,15 @@
         <w:t>Описание</w:t>
       </w:r>
       <w:r>
-        <w:t>: пользователь изучает справочную информацию о фандоме в энциклопедии</w:t>
+        <w:t xml:space="preserve">: пользователь изучает справочную информацию о </w:t>
+      </w:r>
+      <w:proofErr w:type="spellStart"/>
+      <w:r>
+        <w:t>фандоме</w:t>
+      </w:r>
+      <w:proofErr w:type="spellEnd"/>
+      <w:r>
+        <w:t xml:space="preserve"> в энциклопедии</w:t>
       </w:r>
     </w:p>
     <w:p>
@@ -13456,11 +13732,19 @@
         </w:rPr>
       </w:pPr>
       <w:bookmarkStart w:id="285" w:name="_Toc224493591"/>
+      <w:proofErr w:type="spellStart"/>
       <w:r>
         <w:rPr>
           <w:lang w:val="ru-RU"/>
         </w:rPr>
-        <w:t>Фанарты по выборкам</w:t>
+        <w:t>Фанарты</w:t>
+      </w:r>
+      <w:proofErr w:type="spellEnd"/>
+      <w:r>
+        <w:rPr>
+          <w:lang w:val="ru-RU"/>
+        </w:rPr>
+        <w:t xml:space="preserve"> по выборкам</w:t>
       </w:r>
       <w:bookmarkEnd w:id="285"/>
     </w:p>
@@ -13501,7 +13785,15 @@
         <w:t>Описание</w:t>
       </w:r>
       <w:r>
-        <w:t>: пользователь ищет фанарты по выборкам</w:t>
+        <w:t xml:space="preserve">: пользователь ищет </w:t>
+      </w:r>
+      <w:proofErr w:type="spellStart"/>
+      <w:r>
+        <w:t>фанарты</w:t>
+      </w:r>
+      <w:proofErr w:type="spellEnd"/>
+      <w:r>
+        <w:t xml:space="preserve"> по выборкам</w:t>
       </w:r>
     </w:p>
     <w:p>
@@ -13537,7 +13829,15 @@
         <w:t xml:space="preserve"> </w:t>
       </w:r>
       <w:r>
-        <w:t>Контента в выборке «Популярное», с параметром «Скрыть нейроарт» достаточно чтобы отобразить его на 3 страницах списка результатов.</w:t>
+        <w:t xml:space="preserve">Контента в выборке «Популярное», с параметром «Скрыть </w:t>
+      </w:r>
+      <w:proofErr w:type="spellStart"/>
+      <w:r>
+        <w:t>нейроарт</w:t>
+      </w:r>
+      <w:proofErr w:type="spellEnd"/>
+      <w:r>
+        <w:t>» достаточно чтобы отобразить его на 3 страницах списка результатов.</w:t>
       </w:r>
     </w:p>
     <w:p>
@@ -13569,7 +13869,15 @@
         </w:rPr>
       </w:pPr>
       <w:r>
-        <w:t>Пользователь переключает выборку фанартов на «Популярное»</w:t>
+        <w:t xml:space="preserve">Пользователь переключает выборку </w:t>
+      </w:r>
+      <w:proofErr w:type="spellStart"/>
+      <w:r>
+        <w:t>фанартов</w:t>
+      </w:r>
+      <w:proofErr w:type="spellEnd"/>
+      <w:r>
+        <w:t xml:space="preserve"> на «Популярное»</w:t>
       </w:r>
       <w:r>
         <w:t xml:space="preserve"> (Страница «Фанарт»)</w:t>
@@ -13591,7 +13899,15 @@
         </w:rPr>
       </w:pPr>
       <w:r>
-        <w:t>Система показывает список фанартов в соответствии с выборкой</w:t>
+        <w:t xml:space="preserve">Система показывает список </w:t>
+      </w:r>
+      <w:proofErr w:type="spellStart"/>
+      <w:r>
+        <w:t>фанартов</w:t>
+      </w:r>
+      <w:proofErr w:type="spellEnd"/>
+      <w:r>
+        <w:t xml:space="preserve"> в соответствии с выборкой</w:t>
       </w:r>
     </w:p>
     <w:p>
@@ -13607,7 +13923,15 @@
         </w:rPr>
       </w:pPr>
       <w:r>
-        <w:t>Пользователь активирует параметр поиска «Скрыть нейроарт»</w:t>
+        <w:t xml:space="preserve">Пользователь активирует параметр поиска «Скрыть </w:t>
+      </w:r>
+      <w:proofErr w:type="spellStart"/>
+      <w:r>
+        <w:t>нейроарт</w:t>
+      </w:r>
+      <w:proofErr w:type="spellEnd"/>
+      <w:r>
+        <w:t>»</w:t>
       </w:r>
       <w:r>
         <w:t xml:space="preserve"> (ФТ 1.10.2)</w:t>
@@ -13674,11 +13998,16 @@
       <w:r>
         <w:t xml:space="preserve">Все </w:t>
       </w:r>
+      <w:proofErr w:type="spellStart"/>
       <w:r>
         <w:t>фанарт</w:t>
       </w:r>
       <w:r>
-        <w:t xml:space="preserve">ы множества результатов поиска удовлетворяют </w:t>
+        <w:t>ы</w:t>
+      </w:r>
+      <w:proofErr w:type="spellEnd"/>
+      <w:r>
+        <w:t xml:space="preserve"> множества результатов поиска удовлетворяют </w:t>
       </w:r>
       <w:r>
         <w:t>фильтр</w:t>
@@ -13687,7 +14016,15 @@
         <w:t>у</w:t>
       </w:r>
       <w:r>
-        <w:t xml:space="preserve"> «Скрыть нейроарт»</w:t>
+        <w:t xml:space="preserve"> «Скрыть </w:t>
+      </w:r>
+      <w:proofErr w:type="spellStart"/>
+      <w:r>
+        <w:t>нейроарт</w:t>
+      </w:r>
+      <w:proofErr w:type="spellEnd"/>
+      <w:r>
+        <w:t>»</w:t>
       </w:r>
       <w:r>
         <w:t xml:space="preserve"> и категории «Джен»</w:t>
@@ -14112,8 +14449,13 @@
         </w:rPr>
       </w:pPr>
       <w:r>
-        <w:t>Читатель просматривает список используемых хетштегов</w:t>
-      </w:r>
+        <w:t xml:space="preserve">Читатель просматривает список используемых </w:t>
+      </w:r>
+      <w:proofErr w:type="spellStart"/>
+      <w:r>
+        <w:t>хетштегов</w:t>
+      </w:r>
+      <w:proofErr w:type="spellEnd"/>
     </w:p>
     <w:p>
       <w:pPr>
@@ -14131,7 +14473,15 @@
         <w:t xml:space="preserve">Читатель </w:t>
       </w:r>
       <w:r>
-        <w:t>пишет и отправляет своё сообщение с указанием хетштега в блог фандома.</w:t>
+        <w:t xml:space="preserve">пишет и отправляет своё сообщение с указанием </w:t>
+      </w:r>
+      <w:proofErr w:type="spellStart"/>
+      <w:r>
+        <w:t>хетштега</w:t>
+      </w:r>
+      <w:proofErr w:type="spellEnd"/>
+      <w:r>
+        <w:t xml:space="preserve"> в блог фандома.</w:t>
       </w:r>
     </w:p>
     <w:p>
@@ -14207,7 +14557,15 @@
         </w:rPr>
       </w:pPr>
       <w:r>
-        <w:t>Читатель ми-ми-микает комментарий</w:t>
+        <w:t>Читатель ми-ми-</w:t>
+      </w:r>
+      <w:proofErr w:type="spellStart"/>
+      <w:r>
+        <w:t>микает</w:t>
+      </w:r>
+      <w:proofErr w:type="spellEnd"/>
+      <w:r>
+        <w:t xml:space="preserve"> комментарий</w:t>
       </w:r>
     </w:p>
     <w:p>
@@ -14324,11 +14682,46 @@
         <w:t>, ответ на комментарий, пост</w:t>
       </w:r>
       <w:r>
-        <w:t xml:space="preserve"> ми-ми-микнут</w:t>
-      </w:r>
+        <w:t xml:space="preserve"> ми-ми-</w:t>
+      </w:r>
+      <w:proofErr w:type="spellStart"/>
+      <w:r>
+        <w:t>микнут</w:t>
+      </w:r>
+      <w:proofErr w:type="spellEnd"/>
       <w:r>
         <w:t xml:space="preserve">. </w:t>
       </w:r>
+    </w:p>
+    <w:p>
+      <w:pPr>
+        <w:pStyle w:val="Normalunindented"/>
+      </w:pPr>
+    </w:p>
+    <w:p>
+      <w:pPr>
+        <w:pStyle w:val="Normalunindented"/>
+      </w:pPr>
+    </w:p>
+    <w:p>
+      <w:pPr>
+        <w:pStyle w:val="Normalunindented"/>
+      </w:pPr>
+    </w:p>
+    <w:p>
+      <w:pPr>
+        <w:pStyle w:val="Normalunindented"/>
+      </w:pPr>
+    </w:p>
+    <w:p>
+      <w:pPr>
+        <w:pStyle w:val="Normalunindented"/>
+      </w:pPr>
+    </w:p>
+    <w:p>
+      <w:pPr>
+        <w:pStyle w:val="Normalunindented"/>
+      </w:pPr>
     </w:p>
     <w:p>
       <w:pPr>
@@ -14342,38 +14735,26 @@
       <w:bookmarkStart w:id="288" w:name="_Toc224493592"/>
       <w:r>
         <w:lastRenderedPageBreak/>
-        <w:t>Appendix A: Analysis Models</w:t>
-      </w:r>
-      <w:bookmarkEnd w:id="286"/>
-      <w:bookmarkEnd w:id="287"/>
-      <w:bookmarkEnd w:id="288"/>
-    </w:p>
-    <w:p>
-      <w:pPr>
-        <w:tabs>
-          <w:tab w:val="left" w:pos="9498"/>
-        </w:tabs>
-        <w:rPr>
-          <w:lang w:val="ru-RU"/>
-        </w:rPr>
-      </w:pPr>
-      <w:r>
-        <w:rPr>
-          <w:noProof/>
-          <w:lang w:val="ru-RU"/>
-        </w:rPr>
         <w:drawing>
-          <wp:anchor distT="0" distB="0" distL="114300" distR="114300" simplePos="0" relativeHeight="251661312" behindDoc="0" locked="0" layoutInCell="1" allowOverlap="1" wp14:anchorId="7858E0B2" wp14:editId="492F6FA5">
+          <wp:anchor distT="0" distB="0" distL="114300" distR="114300" simplePos="0" relativeHeight="251660288" behindDoc="0" locked="0" layoutInCell="1" allowOverlap="1" wp14:anchorId="686A0489" wp14:editId="4BCC8765">
             <wp:simplePos x="0" y="0"/>
             <wp:positionH relativeFrom="column">
-              <wp:posOffset>-95504</wp:posOffset>
+              <wp:posOffset>3175</wp:posOffset>
             </wp:positionH>
             <wp:positionV relativeFrom="paragraph">
-              <wp:posOffset>191872</wp:posOffset>
+              <wp:posOffset>522342</wp:posOffset>
             </wp:positionV>
-            <wp:extent cx="6126480" cy="2901315"/>
+            <wp:extent cx="6126480" cy="6574790"/>
             <wp:effectExtent l="0" t="0" r="7620" b="0"/>
-            <wp:wrapTopAndBottom/>
+            <wp:wrapThrough wrapText="bothSides">
+              <wp:wrapPolygon edited="0">
+                <wp:start x="0" y="0"/>
+                <wp:lineTo x="0" y="21529"/>
+                <wp:lineTo x="21560" y="21529"/>
+                <wp:lineTo x="21560" y="0"/>
+                <wp:lineTo x="0" y="0"/>
+              </wp:wrapPolygon>
+            </wp:wrapThrough>
             <wp:docPr id="1" name="Рисунок 1"/>
             <wp:cNvGraphicFramePr>
               <a:graphicFrameLocks xmlns:a="http://schemas.openxmlformats.org/drawingml/2006/main" noChangeAspect="1"/>
@@ -14400,7 +14781,7 @@
                   <pic:spPr>
                     <a:xfrm>
                       <a:off x="0" y="0"/>
-                      <a:ext cx="6126480" cy="2901315"/>
+                      <a:ext cx="6126480" cy="6574790"/>
                     </a:xfrm>
                     <a:prstGeom prst="rect">
                       <a:avLst/>
@@ -14418,12 +14799,18 @@
           </wp:anchor>
         </w:drawing>
       </w:r>
-    </w:p>
-    <w:p/>
-    <w:p/>
-    <w:p/>
-    <w:p>
-      <w:pPr>
+      <w:r>
+        <w:t>Appendix A: Analysis Models</w:t>
+      </w:r>
+      <w:bookmarkEnd w:id="286"/>
+      <w:bookmarkEnd w:id="287"/>
+      <w:bookmarkEnd w:id="288"/>
+    </w:p>
+    <w:p>
+      <w:pPr>
+        <w:tabs>
+          <w:tab w:val="left" w:pos="9498"/>
+        </w:tabs>
         <w:rPr>
           <w:lang w:val="ru-RU"/>
         </w:rPr>
@@ -14438,6 +14825,7 @@
       <w:bookmarkStart w:id="290" w:name="_Toc352609413"/>
       <w:bookmarkStart w:id="291" w:name="_Toc224493593"/>
       <w:r>
+        <w:lastRenderedPageBreak/>
         <w:t xml:space="preserve">Appendix </w:t>
       </w:r>
       <w:r>
@@ -14505,22 +14893,54 @@
           <w:b/>
           <w:bCs/>
         </w:rPr>
-        <w:t>R (Restricted)</w:t>
-      </w:r>
-      <w:r>
-        <w:t xml:space="preserve"> – фанфики, в которых присутствуют: ругательства, секс и/или насилие без графических описаний</w:t>
-      </w:r>
-    </w:p>
-    <w:p>
-      <w:pPr>
-        <w:pStyle w:val="Normalunindented"/>
-      </w:pPr>
+        <w:t>R (</w:t>
+      </w:r>
+      <w:proofErr w:type="spellStart"/>
       <w:r>
         <w:rPr>
           <w:b/>
           <w:bCs/>
         </w:rPr>
-        <w:t>NC-17 (No Children)</w:t>
+        <w:t>Restricted</w:t>
+      </w:r>
+      <w:proofErr w:type="spellEnd"/>
+      <w:r>
+        <w:rPr>
+          <w:b/>
+          <w:bCs/>
+        </w:rPr>
+        <w:t>)</w:t>
+      </w:r>
+      <w:r>
+        <w:t xml:space="preserve"> – фанфики, в которых присутствуют: ругательства, секс и/или насилие без графических описаний</w:t>
+      </w:r>
+    </w:p>
+    <w:p>
+      <w:pPr>
+        <w:pStyle w:val="Normalunindented"/>
+      </w:pPr>
+      <w:r>
+        <w:rPr>
+          <w:b/>
+          <w:bCs/>
+        </w:rPr>
+        <w:t xml:space="preserve">NC-17 (No </w:t>
+      </w:r>
+      <w:proofErr w:type="spellStart"/>
+      <w:r>
+        <w:rPr>
+          <w:b/>
+          <w:bCs/>
+        </w:rPr>
+        <w:t>Children</w:t>
+      </w:r>
+      <w:proofErr w:type="spellEnd"/>
+      <w:r>
+        <w:rPr>
+          <w:b/>
+          <w:bCs/>
+        </w:rPr>
+        <w:t>)</w:t>
       </w:r>
       <w:r>
         <w:t xml:space="preserve"> – самый высокий рейтинг. Обычно подразумевает, что в фанфике присутствуют графические описания секса и/или насилия. Эквивалентен обозначению Х в кино. На некоторых сайтах встречается рейтинг NC-21, но сложно придумать вещи, которые не стоит читать в 17, а только лишь после 21.</w:t>
@@ -14605,7 +15025,6 @@
         </w:rPr>
       </w:pPr>
       <w:r>
-        <w:lastRenderedPageBreak/>
         <w:t>На сайте установлено автоматическое ограничение на минимальный размер текста для миди и макси фанфиков. Так, при изменении статуса фанфика на "Закончен", сайт проверяет размер текста. В случае, если фактический размер фанфика не соответствует установленному автором размеру (50 Кб для миди и 200 Кб для макси), размер меняется на меньший.</w:t>
       </w:r>
       <w:r>
@@ -14655,95 +15074,49 @@
       <w:pPr>
         <w:pStyle w:val="Normalunindented"/>
       </w:pPr>
+      <w:proofErr w:type="spellStart"/>
       <w:r>
         <w:rPr>
           <w:b/>
           <w:bCs/>
         </w:rPr>
-        <w:t>Гет (Het)</w:t>
-      </w:r>
-      <w:r>
-        <w:t xml:space="preserve"> – сокращенное heterosexual, "гетеросексуальный". Фанфик содержит описание гетеросексуальных отношений (мужчина и женщина).</w:t>
-      </w:r>
-    </w:p>
-    <w:p>
-      <w:pPr>
-        <w:pStyle w:val="Normalunindented"/>
-      </w:pPr>
+        <w:t>Гет</w:t>
+      </w:r>
+      <w:proofErr w:type="spellEnd"/>
       <w:r>
         <w:rPr>
           <w:b/>
           <w:bCs/>
         </w:rPr>
-        <w:t>Слэш (Slash)</w:t>
-      </w:r>
-      <w:r>
-        <w:t xml:space="preserve"> – фанфик, в котором присутствуют романтические и/или сексуальные отношения между мужчинами.</w:t>
-      </w:r>
-    </w:p>
-    <w:p>
-      <w:pPr>
-        <w:pStyle w:val="Normalunindented"/>
-      </w:pPr>
+        <w:t> (</w:t>
+      </w:r>
+      <w:proofErr w:type="spellStart"/>
       <w:r>
         <w:rPr>
           <w:b/>
           <w:bCs/>
         </w:rPr>
-        <w:t>Фемслэш (Femslash)</w:t>
-      </w:r>
-      <w:r>
-        <w:t xml:space="preserve"> – фанфик, в котором описаны романтические и/или сексуальные отношения между женщинами.</w:t>
-      </w:r>
-    </w:p>
-    <w:p>
-      <w:pPr>
-        <w:pStyle w:val="Normalunindented"/>
-      </w:pPr>
+        <w:t>Het</w:t>
+      </w:r>
+      <w:proofErr w:type="spellEnd"/>
       <w:r>
         <w:rPr>
           <w:b/>
           <w:bCs/>
         </w:rPr>
-        <w:t>Джен (Gen)</w:t>
-      </w:r>
-      <w:r>
-        <w:t xml:space="preserve"> – фанфик, не являющийся ни гетом, ни слэшем, ни фемслэшем, другими словами, тот, в котором не описываются и не упоминаются сексуальные взаимоотношения. Термин появился из сокращенного general audience, "любая аудитория", и восходит к системе рейтингов, принятых в кино.</w:t>
-      </w:r>
-    </w:p>
-    <w:p>
-      <w:pPr>
-        <w:pStyle w:val="Normalunindented"/>
-      </w:pPr>
-      <w:r>
-        <w:t>Категория определяется по романтическим/сексуальным отношениями, которым в повествовании уделено больше времени и внимания. Если в произведении присутствуют в виде небольшого упоминания отношения из другой категории, может быть полезно указать соответствующее предупреждение.</w:t>
-      </w:r>
-    </w:p>
-    <w:p>
-      <w:pPr>
-        <w:pStyle w:val="3"/>
-      </w:pPr>
-      <w:r>
-        <w:t>Статусы фанфиков</w:t>
-      </w:r>
-    </w:p>
-    <w:p>
-      <w:pPr>
-        <w:pStyle w:val="Normalunindented"/>
-      </w:pPr>
-      <w:r>
-        <w:t>Статусы фанфиков и объектов контента: «Подписка на новые главы», «Прочитано», «Скачано», «Не читать», «Прочитать позже», «Жду окончания», «Понравилось», «Заметка», «В коллекции»</w:t>
-      </w:r>
-    </w:p>
-    <w:p>
-      <w:pPr>
-        <w:pStyle w:val="2"/>
-      </w:pPr>
-      <w:bookmarkStart w:id="295" w:name="_Toc224493597"/>
-      <w:r>
-        <w:t>Другие сокращения и обозначения</w:t>
-      </w:r>
-      <w:bookmarkEnd w:id="295"/>
+        <w:t>)</w:t>
+      </w:r>
+      <w:r>
+        <w:t xml:space="preserve"> – сокращенное </w:t>
+      </w:r>
+      <w:proofErr w:type="spellStart"/>
+      <w:r>
+        <w:t>heterosexual</w:t>
+      </w:r>
+      <w:proofErr w:type="spellEnd"/>
+      <w:r>
+        <w:t>, "гетеросексуальный". Фанфик содержит описание гетеросексуальных отношений (мужчина и женщина).</w:t>
+      </w:r>
     </w:p>
     <w:p>
       <w:pPr>
@@ -14754,84 +15127,279 @@
           <w:b/>
           <w:bCs/>
         </w:rPr>
-        <w:t>Альфа</w:t>
-      </w:r>
-      <w:r>
-        <w:rPr>
-          <w:lang w:val="en-US"/>
-        </w:rPr>
-        <w:t> </w:t>
-      </w:r>
-      <w:r>
-        <w:t>(</w:t>
-      </w:r>
-      <w:r>
-        <w:rPr>
-          <w:lang w:val="en-US"/>
-        </w:rPr>
-        <w:t>alpha</w:t>
-      </w:r>
-      <w:r>
-        <w:t>) – автор фанфика.</w:t>
-      </w:r>
-    </w:p>
-    <w:p>
-      <w:pPr>
-        <w:pStyle w:val="Normalunindented"/>
-      </w:pPr>
+        <w:t>Слэш (</w:t>
+      </w:r>
+      <w:proofErr w:type="spellStart"/>
       <w:r>
         <w:rPr>
           <w:b/>
           <w:bCs/>
         </w:rPr>
-        <w:t>Бета, Бета-ридер</w:t>
-      </w:r>
-      <w:r>
-        <w:rPr>
-          <w:lang w:val="en-US"/>
-        </w:rPr>
-        <w:t> </w:t>
-      </w:r>
-      <w:r>
-        <w:t>(</w:t>
-      </w:r>
-      <w:r>
-        <w:rPr>
-          <w:lang w:val="en-US"/>
-        </w:rPr>
-        <w:t>Beta</w:t>
-      </w:r>
-      <w:r>
-        <w:t xml:space="preserve">, </w:t>
-      </w:r>
-      <w:r>
-        <w:rPr>
-          <w:lang w:val="en-US"/>
-        </w:rPr>
-        <w:t>Beta</w:t>
-      </w:r>
-      <w:r>
-        <w:t>-</w:t>
-      </w:r>
-      <w:r>
-        <w:rPr>
-          <w:lang w:val="en-US"/>
-        </w:rPr>
-        <w:t>reader</w:t>
-      </w:r>
-      <w:r>
-        <w:t>) – человек, который читает фанфик перед публикацией и помогает сделать его лучше. Предложения беты могут касаться как простых вещей, вроде орфографии и пунктуации, так и более сложных – характеристик героев, удаления или добавления отдельных сцен, и так далее.</w:t>
-      </w:r>
-    </w:p>
-    <w:p>
-      <w:pPr>
-        <w:pStyle w:val="Normalunindented"/>
-      </w:pPr>
+        <w:t>Slash</w:t>
+      </w:r>
+      <w:proofErr w:type="spellEnd"/>
       <w:r>
         <w:rPr>
           <w:b/>
           <w:bCs/>
         </w:rPr>
+        <w:t>)</w:t>
+      </w:r>
+      <w:r>
+        <w:t xml:space="preserve"> – фанфик, в котором присутствуют романтические и/или сексуальные отношения между мужчинами.</w:t>
+      </w:r>
+    </w:p>
+    <w:p>
+      <w:pPr>
+        <w:pStyle w:val="Normalunindented"/>
+      </w:pPr>
+      <w:proofErr w:type="spellStart"/>
+      <w:r>
+        <w:rPr>
+          <w:b/>
+          <w:bCs/>
+        </w:rPr>
+        <w:t>Фемслэш</w:t>
+      </w:r>
+      <w:proofErr w:type="spellEnd"/>
+      <w:r>
+        <w:rPr>
+          <w:b/>
+          <w:bCs/>
+        </w:rPr>
+        <w:t> (</w:t>
+      </w:r>
+      <w:proofErr w:type="spellStart"/>
+      <w:r>
+        <w:rPr>
+          <w:b/>
+          <w:bCs/>
+        </w:rPr>
+        <w:t>Femslash</w:t>
+      </w:r>
+      <w:proofErr w:type="spellEnd"/>
+      <w:r>
+        <w:rPr>
+          <w:b/>
+          <w:bCs/>
+        </w:rPr>
+        <w:t>)</w:t>
+      </w:r>
+      <w:r>
+        <w:t xml:space="preserve"> – фанфик, в котором описаны романтические и/или сексуальные отношения между женщинами.</w:t>
+      </w:r>
+    </w:p>
+    <w:p>
+      <w:pPr>
+        <w:pStyle w:val="Normalunindented"/>
+      </w:pPr>
+      <w:r>
+        <w:rPr>
+          <w:b/>
+          <w:bCs/>
+        </w:rPr>
+        <w:t>Джен (</w:t>
+      </w:r>
+      <w:proofErr w:type="spellStart"/>
+      <w:r>
+        <w:rPr>
+          <w:b/>
+          <w:bCs/>
+        </w:rPr>
+        <w:t>Gen</w:t>
+      </w:r>
+      <w:proofErr w:type="spellEnd"/>
+      <w:r>
+        <w:rPr>
+          <w:b/>
+          <w:bCs/>
+        </w:rPr>
+        <w:t>)</w:t>
+      </w:r>
+      <w:r>
+        <w:t xml:space="preserve"> – фанфик, не являющийся ни </w:t>
+      </w:r>
+      <w:proofErr w:type="spellStart"/>
+      <w:r>
+        <w:t>гетом</w:t>
+      </w:r>
+      <w:proofErr w:type="spellEnd"/>
+      <w:r>
+        <w:t xml:space="preserve">, ни </w:t>
+      </w:r>
+      <w:proofErr w:type="spellStart"/>
+      <w:r>
+        <w:t>слэшем</w:t>
+      </w:r>
+      <w:proofErr w:type="spellEnd"/>
+      <w:r>
+        <w:t xml:space="preserve">, ни </w:t>
+      </w:r>
+      <w:proofErr w:type="spellStart"/>
+      <w:r>
+        <w:t>фемслэшем</w:t>
+      </w:r>
+      <w:proofErr w:type="spellEnd"/>
+      <w:r>
+        <w:t xml:space="preserve">, другими словами, тот, в котором не описываются и не упоминаются сексуальные взаимоотношения. Термин появился из сокращенного </w:t>
+      </w:r>
+      <w:proofErr w:type="spellStart"/>
+      <w:r>
+        <w:t>general</w:t>
+      </w:r>
+      <w:proofErr w:type="spellEnd"/>
+      <w:r>
+        <w:t xml:space="preserve"> </w:t>
+      </w:r>
+      <w:proofErr w:type="spellStart"/>
+      <w:r>
+        <w:t>audience</w:t>
+      </w:r>
+      <w:proofErr w:type="spellEnd"/>
+      <w:r>
+        <w:t>, "любая аудитория", и восходит к системе рейтингов, принятых в кино.</w:t>
+      </w:r>
+    </w:p>
+    <w:p>
+      <w:pPr>
+        <w:pStyle w:val="Normalunindented"/>
+      </w:pPr>
+      <w:r>
+        <w:lastRenderedPageBreak/>
+        <w:t>Категория определяется по романтическим/сексуальным отношениями, которым в повествовании уделено больше времени и внимания. Если в произведении присутствуют в виде небольшого упоминания отношения из другой категории, может быть полезно указать соответствующее предупреждение.</w:t>
+      </w:r>
+    </w:p>
+    <w:p>
+      <w:pPr>
+        <w:pStyle w:val="3"/>
+      </w:pPr>
+      <w:r>
+        <w:t>Статусы фанфиков</w:t>
+      </w:r>
+    </w:p>
+    <w:p>
+      <w:pPr>
+        <w:pStyle w:val="Normalunindented"/>
+      </w:pPr>
+      <w:r>
+        <w:t>Статусы фанфиков и объектов контента: «Подписка на новые главы», «Прочитано», «Скачано», «Не читать», «Прочитать позже», «Жду окончания», «Понравилось», «Заметка», «В коллекции»</w:t>
+      </w:r>
+    </w:p>
+    <w:p>
+      <w:pPr>
+        <w:pStyle w:val="2"/>
+      </w:pPr>
+      <w:bookmarkStart w:id="295" w:name="_Toc224493597"/>
+      <w:proofErr w:type="spellStart"/>
+      <w:r>
+        <w:t>Другие</w:t>
+      </w:r>
+      <w:proofErr w:type="spellEnd"/>
+      <w:r>
+        <w:t xml:space="preserve"> </w:t>
+      </w:r>
+      <w:proofErr w:type="spellStart"/>
+      <w:r>
+        <w:t>сокращения</w:t>
+      </w:r>
+      <w:proofErr w:type="spellEnd"/>
+      <w:r>
+        <w:t xml:space="preserve"> и </w:t>
+      </w:r>
+      <w:proofErr w:type="spellStart"/>
+      <w:r>
+        <w:t>обозначения</w:t>
+      </w:r>
+      <w:bookmarkEnd w:id="295"/>
+      <w:proofErr w:type="spellEnd"/>
+    </w:p>
+    <w:p>
+      <w:pPr>
+        <w:pStyle w:val="Normalunindented"/>
+      </w:pPr>
+      <w:r>
+        <w:rPr>
+          <w:b/>
+          <w:bCs/>
+        </w:rPr>
+        <w:t>Альфа</w:t>
+      </w:r>
+      <w:r>
+        <w:rPr>
+          <w:lang w:val="en-US"/>
+        </w:rPr>
+        <w:t> </w:t>
+      </w:r>
+      <w:r>
+        <w:t>(</w:t>
+      </w:r>
+      <w:r>
+        <w:rPr>
+          <w:lang w:val="en-US"/>
+        </w:rPr>
+        <w:t>alpha</w:t>
+      </w:r>
+      <w:r>
+        <w:t>) – автор фанфика.</w:t>
+      </w:r>
+    </w:p>
+    <w:p>
+      <w:pPr>
+        <w:pStyle w:val="Normalunindented"/>
+      </w:pPr>
+      <w:r>
+        <w:rPr>
+          <w:b/>
+          <w:bCs/>
+        </w:rPr>
+        <w:t>Бета, Бета-ридер</w:t>
+      </w:r>
+      <w:r>
+        <w:rPr>
+          <w:lang w:val="en-US"/>
+        </w:rPr>
+        <w:t> </w:t>
+      </w:r>
+      <w:r>
+        <w:t>(</w:t>
+      </w:r>
+      <w:r>
+        <w:rPr>
+          <w:lang w:val="en-US"/>
+        </w:rPr>
+        <w:t>Beta</w:t>
+      </w:r>
+      <w:r>
+        <w:t xml:space="preserve">, </w:t>
+      </w:r>
+      <w:r>
+        <w:rPr>
+          <w:lang w:val="en-US"/>
+        </w:rPr>
+        <w:t>Beta</w:t>
+      </w:r>
+      <w:r>
+        <w:t>-</w:t>
+      </w:r>
+      <w:r>
+        <w:rPr>
+          <w:lang w:val="en-US"/>
+        </w:rPr>
+        <w:t>reader</w:t>
+      </w:r>
+      <w:r>
+        <w:t>) – человек, который читает фанфик перед публикацией и помогает сделать его лучше. Предложения беты могут касаться как простых вещей, вроде орфографии и пунктуации, так и более сложных – характеристик героев, удаления или добавления отдельных сцен, и так далее.</w:t>
+      </w:r>
+    </w:p>
+    <w:p>
+      <w:pPr>
+        <w:pStyle w:val="Normalunindented"/>
+      </w:pPr>
+      <w:r>
+        <w:rPr>
+          <w:b/>
+          <w:bCs/>
+        </w:rPr>
         <w:t>Дисклеймер</w:t>
       </w:r>
       <w:r>
@@ -14850,11 +15418,7 @@
         <w:t>Disclaimer</w:t>
       </w:r>
       <w:r>
-        <w:t xml:space="preserve">) – фраза в начале фанфика либо на первой странице сайта, посредством которой автор сообщает читателям (и в особенности правообладателю), что фанфик или сайт, о котором идет речь, был создан не с целью извлечения прибыли, и </w:t>
-      </w:r>
-      <w:r>
-        <w:lastRenderedPageBreak/>
-        <w:t>указывает, кому именно принадлежат права на использованных персонажей. На нашем сайте дисклеймер указан в самом низу каждой страницы.</w:t>
+        <w:t>) – фраза в начале фанфика либо на первой странице сайта, посредством которой автор сообщает читателям (и в особенности правообладателю), что фанфик или сайт, о котором идет речь, был создан не с целью извлечения прибыли, и указывает, кому именно принадлежат права на использованных персонажей. На нашем сайте дисклеймер указан в самом низу каждой страницы.</w:t>
       </w:r>
     </w:p>
     <w:p>
@@ -15043,6 +15607,7 @@
       <w:pPr>
         <w:pStyle w:val="Normalunindented"/>
       </w:pPr>
+      <w:proofErr w:type="spellStart"/>
       <w:r>
         <w:rPr>
           <w:b/>
@@ -15050,6 +15615,7 @@
         </w:rPr>
         <w:t>Смарм</w:t>
       </w:r>
+      <w:proofErr w:type="spellEnd"/>
       <w:r>
         <w:rPr>
           <w:lang w:val="en-US"/>
@@ -15073,6 +15639,7 @@
       <w:pPr>
         <w:pStyle w:val="Normalunindented"/>
       </w:pPr>
+      <w:proofErr w:type="spellStart"/>
       <w:r>
         <w:rPr>
           <w:b/>
@@ -15080,6 +15647,7 @@
         </w:rPr>
         <w:t>Сквик</w:t>
       </w:r>
+      <w:proofErr w:type="spellEnd"/>
       <w:r>
         <w:rPr>
           <w:lang w:val="en-US"/>
@@ -15089,12 +15657,14 @@
       <w:r>
         <w:t>(</w:t>
       </w:r>
+      <w:proofErr w:type="spellStart"/>
       <w:r>
         <w:rPr>
           <w:lang w:val="en-US"/>
         </w:rPr>
         <w:t>Squick</w:t>
       </w:r>
+      <w:proofErr w:type="spellEnd"/>
       <w:r>
         <w:t>) – происходит от выражений "</w:t>
       </w:r>
@@ -15150,7 +15720,19 @@
         <w:t>BDSM</w:t>
       </w:r>
       <w:r>
-        <w:t>, и некоторые отдельные пейринги, и многое другое. По большому счету термин напоминает нам о взаимной вежливости и необходимости уважать чужое мнение.</w:t>
+        <w:t xml:space="preserve">, и некоторые отдельные </w:t>
+      </w:r>
+      <w:proofErr w:type="spellStart"/>
+      <w:r>
+        <w:t>пейринги</w:t>
+      </w:r>
+      <w:proofErr w:type="spellEnd"/>
+      <w:r>
+        <w:t xml:space="preserve">, и многое </w:t>
+      </w:r>
+      <w:r>
+        <w:lastRenderedPageBreak/>
+        <w:t>другое. По большому счету термин напоминает нам о взаимной вежливости и необходимости уважать чужое мнение.</w:t>
       </w:r>
     </w:p>
     <w:p>
